--- a/downloads/teacher/04 Units/Unit 05 - Apparel and Textile Production and Design - Make It, Mend It, Wear It/Lesson 05.15 - Upcycle Challenge Design Brief.docx
+++ b/downloads/teacher/04 Units/Unit 05 - Apparel and Textile Production and Design - Make It, Mend It, Wear It/Lesson 05.15 - Upcycle Challenge Design Brief.docx
@@ -254,23 +254,41 @@
       <w:r>
         <w:t xml:space="preserve">By the end of this lesson, students will be able to:</w:t>
       </w:r>
-      <w:r>
-        <w:t xml:space="preserve"> </w:t>
-      </w:r>
-      <w:r>
-        <w:t xml:space="preserve">1. (Low) Define upcycling and distinguish it from recycling, with one clothing example of each.</w:t>
-      </w:r>
-      <w:r>
-        <w:t xml:space="preserve"> </w:t>
-      </w:r>
-      <w:r>
-        <w:t xml:space="preserve">2. (Mid) Given the four project constraints, analyze three ideas from the idea menu and explain for each whether it can be finished in two build days with two of the taught joins.</w:t>
-      </w:r>
-      <w:r>
-        <w:t xml:space="preserve"> </w:t>
-      </w:r>
-      <w:r>
-        <w:t xml:space="preserve">3. (High) Create a completed design brief that names the starting material, the finished item, the person who will use it, the two stitches, the order of work, and the one thing most likely to go wrong.</w:t>
+    </w:p>
+    <w:p>
+      <w:pPr>
+        <w:numPr>
+          <w:ilvl w:val="0"/>
+          <w:numId w:val="1002"/>
+        </w:numPr>
+        <w:pStyle w:val="Compact"/>
+      </w:pPr>
+      <w:r>
+        <w:t xml:space="preserve">(Low) Define upcycling and distinguish it from recycling, with one clothing example of each.</w:t>
+      </w:r>
+    </w:p>
+    <w:p>
+      <w:pPr>
+        <w:numPr>
+          <w:ilvl w:val="0"/>
+          <w:numId w:val="1002"/>
+        </w:numPr>
+        <w:pStyle w:val="Compact"/>
+      </w:pPr>
+      <w:r>
+        <w:t xml:space="preserve">(Mid) Given the four project constraints, analyze three ideas from the idea menu and explain for each whether it can be finished in two build days with two of the taught joins.</w:t>
+      </w:r>
+    </w:p>
+    <w:p>
+      <w:pPr>
+        <w:numPr>
+          <w:ilvl w:val="0"/>
+          <w:numId w:val="1002"/>
+        </w:numPr>
+        <w:pStyle w:val="Compact"/>
+      </w:pPr>
+      <w:r>
+        <w:t xml:space="preserve">(High) Create a completed design brief that names the starting material, the finished item, the person who will use it, the two stitches, the order of work, and the one thing most likely to go wrong.</w:t>
       </w:r>
     </w:p>
     <w:p>
@@ -326,7 +344,7 @@
       <w:pPr>
         <w:numPr>
           <w:ilvl w:val="0"/>
-          <w:numId w:val="1002"/>
+          <w:numId w:val="1003"/>
         </w:numPr>
         <w:pStyle w:val="Compact"/>
       </w:pPr>
@@ -347,7 +365,7 @@
       <w:pPr>
         <w:numPr>
           <w:ilvl w:val="0"/>
-          <w:numId w:val="1002"/>
+          <w:numId w:val="1003"/>
         </w:numPr>
         <w:pStyle w:val="Compact"/>
       </w:pPr>
@@ -359,7 +377,7 @@
       <w:pPr>
         <w:numPr>
           <w:ilvl w:val="0"/>
-          <w:numId w:val="1002"/>
+          <w:numId w:val="1003"/>
         </w:numPr>
         <w:pStyle w:val="Compact"/>
       </w:pPr>
@@ -377,7 +395,7 @@
       <w:pPr>
         <w:numPr>
           <w:ilvl w:val="0"/>
-          <w:numId w:val="1002"/>
+          <w:numId w:val="1003"/>
         </w:numPr>
         <w:pStyle w:val="Compact"/>
       </w:pPr>
@@ -401,7 +419,7 @@
       <w:pPr>
         <w:numPr>
           <w:ilvl w:val="0"/>
-          <w:numId w:val="1002"/>
+          <w:numId w:val="1003"/>
         </w:numPr>
         <w:pStyle w:val="Compact"/>
       </w:pPr>
@@ -431,7 +449,7 @@
       <w:pPr>
         <w:numPr>
           <w:ilvl w:val="0"/>
-          <w:numId w:val="1002"/>
+          <w:numId w:val="1003"/>
         </w:numPr>
         <w:pStyle w:val="Compact"/>
       </w:pPr>
@@ -443,7 +461,7 @@
       <w:pPr>
         <w:numPr>
           <w:ilvl w:val="0"/>
-          <w:numId w:val="1002"/>
+          <w:numId w:val="1003"/>
         </w:numPr>
         <w:pStyle w:val="Compact"/>
       </w:pPr>
@@ -464,7 +482,7 @@
       <w:pPr>
         <w:numPr>
           <w:ilvl w:val="0"/>
-          <w:numId w:val="1002"/>
+          <w:numId w:val="1003"/>
         </w:numPr>
         <w:pStyle w:val="Compact"/>
       </w:pPr>
@@ -512,7 +530,7 @@
       <w:pPr>
         <w:numPr>
           <w:ilvl w:val="0"/>
-          <w:numId w:val="1003"/>
+          <w:numId w:val="1004"/>
         </w:numPr>
         <w:pStyle w:val="Compact"/>
       </w:pPr>
@@ -524,7 +542,7 @@
       <w:pPr>
         <w:numPr>
           <w:ilvl w:val="0"/>
-          <w:numId w:val="1003"/>
+          <w:numId w:val="1004"/>
         </w:numPr>
         <w:pStyle w:val="Compact"/>
       </w:pPr>
@@ -536,7 +554,7 @@
       <w:pPr>
         <w:numPr>
           <w:ilvl w:val="0"/>
-          <w:numId w:val="1003"/>
+          <w:numId w:val="1004"/>
         </w:numPr>
         <w:pStyle w:val="Compact"/>
       </w:pPr>
@@ -548,7 +566,7 @@
       <w:pPr>
         <w:numPr>
           <w:ilvl w:val="0"/>
-          <w:numId w:val="1003"/>
+          <w:numId w:val="1004"/>
         </w:numPr>
         <w:pStyle w:val="Compact"/>
       </w:pPr>
@@ -1011,7 +1029,7 @@
       <w:pPr>
         <w:numPr>
           <w:ilvl w:val="0"/>
-          <w:numId w:val="1004"/>
+          <w:numId w:val="1005"/>
         </w:numPr>
         <w:pStyle w:val="Compact"/>
       </w:pPr>
@@ -1032,7 +1050,7 @@
       <w:pPr>
         <w:numPr>
           <w:ilvl w:val="0"/>
-          <w:numId w:val="1004"/>
+          <w:numId w:val="1005"/>
         </w:numPr>
         <w:pStyle w:val="Compact"/>
       </w:pPr>
@@ -1053,7 +1071,7 @@
       <w:pPr>
         <w:numPr>
           <w:ilvl w:val="0"/>
-          <w:numId w:val="1004"/>
+          <w:numId w:val="1005"/>
         </w:numPr>
         <w:pStyle w:val="Compact"/>
       </w:pPr>
@@ -1107,49 +1125,85 @@
       <w:r>
         <w:t xml:space="preserve">Monitor understanding:</w:t>
       </w:r>
-      <w:r>
-        <w:t xml:space="preserve"> </w:t>
-      </w:r>
-      <w:r>
-        <w:t xml:space="preserve">- Is that upcycling or recycling? What is the test?</w:t>
-      </w:r>
-      <w:r>
-        <w:t xml:space="preserve"> </w:t>
-      </w:r>
-      <w:r>
-        <w:t xml:space="preserve">- Which two stitches does your idea need, and can you do both?</w:t>
-      </w:r>
-      <w:r>
-        <w:t xml:space="preserve"> </w:t>
-      </w:r>
-      <w:r>
-        <w:t xml:space="preserve">- Who is going to use it, and for what?</w:t>
-      </w:r>
-      <w:r>
-        <w:t xml:space="preserve"> </w:t>
-      </w:r>
-      <w:r>
-        <w:t xml:space="preserve">- Does the scrap bin have your material, or are you waiting on something from home?</w:t>
-      </w:r>
-    </w:p>
-    <w:p>
-      <w:pPr>
-        <w:pStyle w:val="BodyText"/>
+    </w:p>
+    <w:p>
+      <w:pPr>
+        <w:numPr>
+          <w:ilvl w:val="0"/>
+          <w:numId w:val="1006"/>
+        </w:numPr>
+        <w:pStyle w:val="Compact"/>
+      </w:pPr>
+      <w:r>
+        <w:t xml:space="preserve">Is that upcycling or recycling? What is the test?</w:t>
+      </w:r>
+    </w:p>
+    <w:p>
+      <w:pPr>
+        <w:numPr>
+          <w:ilvl w:val="0"/>
+          <w:numId w:val="1006"/>
+        </w:numPr>
+        <w:pStyle w:val="Compact"/>
+      </w:pPr>
+      <w:r>
+        <w:t xml:space="preserve">Which two stitches does your idea need, and can you do both?</w:t>
+      </w:r>
+    </w:p>
+    <w:p>
+      <w:pPr>
+        <w:numPr>
+          <w:ilvl w:val="0"/>
+          <w:numId w:val="1006"/>
+        </w:numPr>
+        <w:pStyle w:val="Compact"/>
+      </w:pPr>
+      <w:r>
+        <w:t xml:space="preserve">Who is going to use it, and for what?</w:t>
+      </w:r>
+    </w:p>
+    <w:p>
+      <w:pPr>
+        <w:numPr>
+          <w:ilvl w:val="0"/>
+          <w:numId w:val="1006"/>
+        </w:numPr>
+        <w:pStyle w:val="Compact"/>
+      </w:pPr>
+      <w:r>
+        <w:t xml:space="preserve">Does the scrap bin have your material, or are you waiting on something from home?</w:t>
+      </w:r>
+    </w:p>
+    <w:p>
+      <w:pPr>
+        <w:pStyle w:val="FirstParagraph"/>
       </w:pPr>
       <w:r>
         <w:t xml:space="preserve">Deepen learning (why and how, tied to their lives):</w:t>
       </w:r>
-      <w:r>
-        <w:t xml:space="preserve"> </w:t>
-      </w:r>
-      <w:r>
-        <w:t xml:space="preserve">- Your material was headed for the landfill. Does that make the finished thing worth more or less than one from a store, and to whom?</w:t>
-      </w:r>
-      <w:r>
-        <w:t xml:space="preserve"> </w:t>
-      </w:r>
-      <w:r>
-        <w:t xml:space="preserve">- Somebody will say</w:t>
+    </w:p>
+    <w:p>
+      <w:pPr>
+        <w:numPr>
+          <w:ilvl w:val="0"/>
+          <w:numId w:val="1007"/>
+        </w:numPr>
+        <w:pStyle w:val="Compact"/>
+      </w:pPr>
+      <w:r>
+        <w:t xml:space="preserve">Your material was headed for the landfill. Does that make the finished thing worth more or less than one from a store, and to whom?</w:t>
+      </w:r>
+    </w:p>
+    <w:p>
+      <w:pPr>
+        <w:numPr>
+          <w:ilvl w:val="0"/>
+          <w:numId w:val="1007"/>
+        </w:numPr>
+        <w:pStyle w:val="Compact"/>
+      </w:pPr>
+      <w:r>
+        <w:t xml:space="preserve">Somebody will say</w:t>
       </w:r>
       <w:r>
         <w:t xml:space="preserve"> </w:t>
@@ -1169,17 +1223,29 @@
       <w:r>
         <w:t xml:space="preserve">What is your answer?</w:t>
       </w:r>
-      <w:r>
-        <w:t xml:space="preserve"> </w:t>
-      </w:r>
-      <w:r>
-        <w:t xml:space="preserve">- Which of the ten ideas would somebody in your family actually use? Pick a person and answer for them.</w:t>
-      </w:r>
-      <w:r>
-        <w:t xml:space="preserve"> </w:t>
-      </w:r>
-      <w:r>
-        <w:t xml:space="preserve">- What is the difference between something that looks handmade and something that looks unfinished?</w:t>
+    </w:p>
+    <w:p>
+      <w:pPr>
+        <w:numPr>
+          <w:ilvl w:val="0"/>
+          <w:numId w:val="1007"/>
+        </w:numPr>
+        <w:pStyle w:val="Compact"/>
+      </w:pPr>
+      <w:r>
+        <w:t xml:space="preserve">Which of the ten ideas would somebody in your family actually use? Pick a person and answer for them.</w:t>
+      </w:r>
+    </w:p>
+    <w:p>
+      <w:pPr>
+        <w:numPr>
+          <w:ilvl w:val="0"/>
+          <w:numId w:val="1007"/>
+        </w:numPr>
+        <w:pStyle w:val="Compact"/>
+      </w:pPr>
+      <w:r>
+        <w:t xml:space="preserve">What is the difference between something that looks handmade and something that looks unfinished?</w:t>
       </w:r>
     </w:p>
     <w:p>
@@ -1286,7 +1352,7 @@
       <w:pPr>
         <w:numPr>
           <w:ilvl w:val="0"/>
-          <w:numId w:val="1005"/>
+          <w:numId w:val="1008"/>
         </w:numPr>
         <w:pStyle w:val="Compact"/>
       </w:pPr>
@@ -1395,7 +1461,7 @@
       <w:pPr>
         <w:numPr>
           <w:ilvl w:val="0"/>
-          <w:numId w:val="1005"/>
+          <w:numId w:val="1008"/>
         </w:numPr>
         <w:pStyle w:val="Compact"/>
       </w:pPr>
@@ -1407,7 +1473,7 @@
       <w:pPr>
         <w:numPr>
           <w:ilvl w:val="0"/>
-          <w:numId w:val="1005"/>
+          <w:numId w:val="1008"/>
         </w:numPr>
         <w:pStyle w:val="Compact"/>
       </w:pPr>
@@ -1419,7 +1485,7 @@
       <w:pPr>
         <w:numPr>
           <w:ilvl w:val="0"/>
-          <w:numId w:val="1005"/>
+          <w:numId w:val="1008"/>
         </w:numPr>
         <w:pStyle w:val="Compact"/>
       </w:pPr>
@@ -1449,7 +1515,7 @@
       <w:pPr>
         <w:numPr>
           <w:ilvl w:val="0"/>
-          <w:numId w:val="1005"/>
+          <w:numId w:val="1008"/>
         </w:numPr>
         <w:pStyle w:val="Compact"/>
       </w:pPr>
@@ -1461,7 +1527,7 @@
       <w:pPr>
         <w:numPr>
           <w:ilvl w:val="0"/>
-          <w:numId w:val="1005"/>
+          <w:numId w:val="1008"/>
         </w:numPr>
         <w:pStyle w:val="Compact"/>
       </w:pPr>
@@ -1797,7 +1863,7 @@
       <w:pPr>
         <w:numPr>
           <w:ilvl w:val="0"/>
-          <w:numId w:val="1006"/>
+          <w:numId w:val="1009"/>
         </w:numPr>
         <w:pStyle w:val="Compact"/>
       </w:pPr>
@@ -1821,7 +1887,7 @@
       <w:pPr>
         <w:numPr>
           <w:ilvl w:val="0"/>
-          <w:numId w:val="1006"/>
+          <w:numId w:val="1009"/>
         </w:numPr>
         <w:pStyle w:val="Compact"/>
       </w:pPr>
@@ -1833,7 +1899,7 @@
       <w:pPr>
         <w:numPr>
           <w:ilvl w:val="0"/>
-          <w:numId w:val="1006"/>
+          <w:numId w:val="1009"/>
         </w:numPr>
         <w:pStyle w:val="Compact"/>
       </w:pPr>
@@ -1866,7 +1932,7 @@
       <w:pPr>
         <w:numPr>
           <w:ilvl w:val="0"/>
-          <w:numId w:val="1006"/>
+          <w:numId w:val="1009"/>
         </w:numPr>
         <w:pStyle w:val="Compact"/>
       </w:pPr>
@@ -1890,7 +1956,7 @@
       <w:pPr>
         <w:numPr>
           <w:ilvl w:val="0"/>
-          <w:numId w:val="1006"/>
+          <w:numId w:val="1009"/>
         </w:numPr>
         <w:pStyle w:val="Compact"/>
       </w:pPr>
@@ -1936,7 +2002,7 @@
       <w:pPr>
         <w:numPr>
           <w:ilvl w:val="0"/>
-          <w:numId w:val="1007"/>
+          <w:numId w:val="1010"/>
         </w:numPr>
         <w:pStyle w:val="Compact"/>
       </w:pPr>
@@ -1948,7 +2014,7 @@
       <w:pPr>
         <w:numPr>
           <w:ilvl w:val="0"/>
-          <w:numId w:val="1007"/>
+          <w:numId w:val="1010"/>
         </w:numPr>
         <w:pStyle w:val="Compact"/>
       </w:pPr>
@@ -1960,7 +2026,7 @@
       <w:pPr>
         <w:numPr>
           <w:ilvl w:val="0"/>
-          <w:numId w:val="1007"/>
+          <w:numId w:val="1010"/>
         </w:numPr>
         <w:pStyle w:val="Compact"/>
       </w:pPr>
@@ -1990,7 +2056,7 @@
       <w:pPr>
         <w:numPr>
           <w:ilvl w:val="0"/>
-          <w:numId w:val="1007"/>
+          <w:numId w:val="1010"/>
         </w:numPr>
         <w:pStyle w:val="Compact"/>
       </w:pPr>
@@ -2002,7 +2068,7 @@
       <w:pPr>
         <w:numPr>
           <w:ilvl w:val="0"/>
-          <w:numId w:val="1007"/>
+          <w:numId w:val="1010"/>
         </w:numPr>
         <w:pStyle w:val="Compact"/>
       </w:pPr>
@@ -2014,7 +2080,7 @@
       <w:pPr>
         <w:numPr>
           <w:ilvl w:val="0"/>
-          <w:numId w:val="1007"/>
+          <w:numId w:val="1010"/>
         </w:numPr>
         <w:pStyle w:val="Compact"/>
       </w:pPr>
@@ -2026,7 +2092,7 @@
       <w:pPr>
         <w:numPr>
           <w:ilvl w:val="0"/>
-          <w:numId w:val="1007"/>
+          <w:numId w:val="1010"/>
         </w:numPr>
         <w:pStyle w:val="Compact"/>
       </w:pPr>
@@ -2077,7 +2143,7 @@
       <w:pPr>
         <w:numPr>
           <w:ilvl w:val="0"/>
-          <w:numId w:val="1007"/>
+          <w:numId w:val="1010"/>
         </w:numPr>
         <w:pStyle w:val="Compact"/>
       </w:pPr>
@@ -2489,9 +2555,6 @@
     <w:abstractNumId w:val="991"/>
   </w:num>
   <w:num w:numId="1002">
-    <w:abstractNumId w:val="991"/>
-  </w:num>
-  <w:num w:numId="1003">
     <w:abstractNumId w:val="99411"/>
     <w:lvlOverride w:ilvl="0">
       <w:startOverride w:val="1"/>
@@ -2520,6 +2583,9 @@
     <w:lvlOverride w:ilvl="8">
       <w:startOverride w:val="1"/>
     </w:lvlOverride>
+  </w:num>
+  <w:num w:numId="1003">
+    <w:abstractNumId w:val="991"/>
   </w:num>
   <w:num w:numId="1004">
     <w:abstractNumId w:val="99411"/>
@@ -2552,12 +2618,48 @@
     </w:lvlOverride>
   </w:num>
   <w:num w:numId="1005">
-    <w:abstractNumId w:val="991"/>
+    <w:abstractNumId w:val="99411"/>
+    <w:lvlOverride w:ilvl="0">
+      <w:startOverride w:val="1"/>
+    </w:lvlOverride>
+    <w:lvlOverride w:ilvl="1">
+      <w:startOverride w:val="1"/>
+    </w:lvlOverride>
+    <w:lvlOverride w:ilvl="2">
+      <w:startOverride w:val="1"/>
+    </w:lvlOverride>
+    <w:lvlOverride w:ilvl="3">
+      <w:startOverride w:val="1"/>
+    </w:lvlOverride>
+    <w:lvlOverride w:ilvl="4">
+      <w:startOverride w:val="1"/>
+    </w:lvlOverride>
+    <w:lvlOverride w:ilvl="5">
+      <w:startOverride w:val="1"/>
+    </w:lvlOverride>
+    <w:lvlOverride w:ilvl="6">
+      <w:startOverride w:val="1"/>
+    </w:lvlOverride>
+    <w:lvlOverride w:ilvl="7">
+      <w:startOverride w:val="1"/>
+    </w:lvlOverride>
+    <w:lvlOverride w:ilvl="8">
+      <w:startOverride w:val="1"/>
+    </w:lvlOverride>
   </w:num>
   <w:num w:numId="1006">
     <w:abstractNumId w:val="991"/>
   </w:num>
   <w:num w:numId="1007">
+    <w:abstractNumId w:val="991"/>
+  </w:num>
+  <w:num w:numId="1008">
+    <w:abstractNumId w:val="991"/>
+  </w:num>
+  <w:num w:numId="1009">
+    <w:abstractNumId w:val="991"/>
+  </w:num>
+  <w:num w:numId="1010">
     <w:abstractNumId w:val="991"/>
   </w:num>
 </w:numbering>

--- a/downloads/teacher/04 Units/Unit 05 - Apparel and Textile Production and Design - Make It, Mend It, Wear It/Lesson 05.15 - Upcycle Challenge Design Brief.docx
+++ b/downloads/teacher/04 Units/Unit 05 - Apparel and Textile Production and Design - Make It, Mend It, Wear It/Lesson 05.15 - Upcycle Challenge Design Brief.docx
@@ -350,15 +350,6 @@
       </w:pPr>
       <w:r>
         <w:t xml:space="preserve">The room scrap bin, pulled to the front and open, with at least twenty usable pieces: cut-up t-shirts, jeans legs, towel pieces, pillowcases, sweater sleeves, felt scraps, fabric remnants, old tote bags.</w:t>
-      </w:r>
-      <w:r>
-        <w:t xml:space="preserve"> </w:t>
-      </w:r>
-      <w:r>
-        <w:rPr>
-          <w:rStyle w:val="TeacherNote"/>
-        </w:rPr>
-        <w:t xml:space="preserve">[Sal: start the bin on day 116, the first day of the unit, and put a sign on it. It should be full by today.]</w:t>
       </w:r>
     </w:p>
     <w:p>
@@ -1001,14 +992,6 @@
     </w:p>
     <w:p>
       <w:pPr>
-        <w:pStyle w:val="BodyText"/>
-      </w:pPr>
-      <w:r>
-        <w:t xml:space="preserve">Total: 4 plus 6 plus 10 plus 5 plus 10 plus 5 = 40 minutes.</w:t>
-      </w:r>
-    </w:p>
-    <w:p>
-      <w:pPr>
         <w:pStyle w:val="Heading2"/>
       </w:pPr>
       <w:bookmarkStart w:id="29" w:name="X50d601571edd4d296018c3ee5850d00bebfb893"/>
@@ -1532,7 +1515,7 @@
         <w:pStyle w:val="Compact"/>
       </w:pPr>
       <w:r>
-        <w:t xml:space="preserve">No-machine alternative: this whole project is hand sewing. Nothing in the ten paths needs a machine at any point. If machines exist in the room and a student asks, the answer is that the machine is the optional extension in Lesson 5.11 and the project is scored on hand stitches.</w:t>
+        <w:t xml:space="preserve">No-machine alternative: every path in this project can be built by hand. Nothing in the ten paths needs a machine at any point. If machines exist in the room, they are open on the build days under the Lesson 5.10 rules, and a machine seam counts as one of the two taught joins, as constraint 3 says.</w:t>
       </w:r>
     </w:p>
     <w:p>
@@ -1839,15 +1822,6 @@
       <w:r>
         <w:t xml:space="preserve">Science and technology education: the design process in this lesson is the same one the technology teacher uses, define the problem, set criteria, set constraints, brainstorm, choose. Naming that out loud transfers it. Art: pattern, color, and composition on a patchwork square or a printed panel. Community: a local reuse shop, a maker space, or a library’s fix-it program could take a photo set of the finished items, and a shop that gives fabric remnants for free is worth a phone call.</w:t>
       </w:r>
-      <w:r>
-        <w:t xml:space="preserve"> </w:t>
-      </w:r>
-      <w:r>
-        <w:rPr>
-          <w:rStyle w:val="TeacherNote"/>
-        </w:rPr>
-        <w:t xml:space="preserve">[Sal: name the fabric store you would ask for remnants; most give away bin scraps.]</w:t>
-      </w:r>
     </w:p>
     <w:p>
       <w:pPr>
@@ -1918,15 +1892,6 @@
       <w:r>
         <w:t xml:space="preserve">, section 2.</w:t>
       </w:r>
-      <w:r>
-        <w:t xml:space="preserve"> </w:t>
-      </w:r>
-      <w:r>
-        <w:rPr>
-          <w:rStyle w:val="TeacherNote"/>
-        </w:rPr>
-        <w:t xml:space="preserve">[Sal: confirm against the NYSED PDF.]</w:t>
-      </w:r>
     </w:p>
     <w:p>
       <w:pPr>
@@ -2097,58 +2062,7 @@
         <w:pStyle w:val="Compact"/>
       </w:pPr>
       <w:r>
-        <w:rPr>
-          <w:rStyle w:val="TeacherNote"/>
-        </w:rPr>
-        <w:t xml:space="preserve">[Sal: your students respond to a real user. Push every brief past</w:t>
-      </w:r>
-      <w:r>
-        <w:rPr>
-          <w:rStyle w:val="TeacherNote"/>
-        </w:rPr>
-        <w:t xml:space="preserve"> </w:t>
-      </w:r>
-      <w:r>
-        <w:rPr>
-          <w:rStyle w:val="TeacherNote"/>
-        </w:rPr>
-        <w:t xml:space="preserve">“</w:t>
-      </w:r>
-      <w:r>
-        <w:rPr>
-          <w:rStyle w:val="TeacherNote"/>
-        </w:rPr>
-        <w:t xml:space="preserve">for me</w:t>
-      </w:r>
-      <w:r>
-        <w:rPr>
-          <w:rStyle w:val="TeacherNote"/>
-        </w:rPr>
-        <w:t xml:space="preserve">”</w:t>
-      </w:r>
-      <w:r>
-        <w:rPr>
-          <w:rStyle w:val="TeacherNote"/>
-        </w:rPr>
-        <w:t xml:space="preserve"> </w:t>
-      </w:r>
-      <w:r>
-        <w:rPr>
-          <w:rStyle w:val="TeacherNote"/>
-        </w:rPr>
-        <w:t xml:space="preserve">to a named person, a little brother, a grandmother, a coach, the classroom. The ones who name a person finish.]</w:t>
-      </w:r>
-    </w:p>
-    <w:p>
-      <w:pPr>
-        <w:numPr>
-          <w:ilvl w:val="0"/>
-          <w:numId w:val="1010"/>
-        </w:numPr>
-        <w:pStyle w:val="Compact"/>
-      </w:pPr>
-      <w:r>
-        <w:t xml:space="preserve">Budget note for the unit plan: this lesson costs nothing if the bin and the drive work. Thread, needles, and pins are already in the Topic 5.2 budget. The only new items are the rice for the hand warmers (a two-pound bag, about $2 [update]) and cord or shoelaces for drawstring bags (about $4 for a spool of cotton cord [update]).</w:t>
+        <w:t xml:space="preserve">Budget note for the unit plan: this lesson costs nothing if the bin and the drive work. Thread, needles, and pins are already in the Topic 5.2 budget. The only new items are the rice for the hand warmers (a two-pound bag, about $2) and cord or shoelaces for drawstring bags (about $4 for a spool of cotton cord).</w:t>
       </w:r>
     </w:p>
     <w:sectPr>
